--- a/lab4.docx
+++ b/lab4.docx
@@ -57,6 +57,14 @@
           <w:szCs w:val="28"/>
         </w:rPr>
       </w:pPr>
+      <w:r>
+        <w:rPr>
+          <w:noProof/>
+          <w:sz w:val="28"/>
+          <w:szCs w:val="28"/>
+        </w:rPr>
+        <w:t>+</w:t>
+      </w:r>
       <w:r>
         <w:rPr>
           <w:noProof/>
@@ -149,7 +157,6 @@
           <w:sz w:val="28"/>
           <w:szCs w:val="28"/>
         </w:rPr>
-        <w:lastRenderedPageBreak/>
         <w:t>Task 2</w:t>
       </w:r>
     </w:p>
@@ -497,6 +504,7 @@
       </w:pPr>
       <w:r>
         <w:rPr>
+          <w:noProof/>
           <w:sz w:val="28"/>
           <w:szCs w:val="28"/>
         </w:rPr>
